--- a/docs/manuel/chapitre-23-parametres.docx
+++ b/docs/manuel/chapitre-23-parametres.docx
@@ -322,7 +322,7 @@
                 <w:sz w:val="20"/>
                 <w:szCs w:val="20"/>
               </w:rPr>
-              <w:t xml:space="preserve">2.101.395</w:t>
+              <w:t xml:space="preserve">2.101.396</w:t>
             </w:r>
           </w:p>
         </w:tc>
@@ -9439,7 +9439,7 @@
         <w:sz w:val="14"/>
         <w:szCs w:val="14"/>
       </w:rPr>
-      <w:t xml:space="preserve">Version 2.101.395 de l'application  ·  1er octobre 2026  ·  document interne BMI Togo</w:t>
+      <w:t xml:space="preserve">Version 2.101.396 de l'application  ·  1er octobre 2026  ·  document interne BMI Togo</w:t>
     </w:r>
   </w:p>
 </w:ftr>

--- a/docs/manuel/chapitre-23-parametres.docx
+++ b/docs/manuel/chapitre-23-parametres.docx
@@ -322,7 +322,7 @@
                 <w:sz w:val="20"/>
                 <w:szCs w:val="20"/>
               </w:rPr>
-              <w:t xml:space="preserve">2.101.396</w:t>
+              <w:t xml:space="preserve">2.101.397</w:t>
             </w:r>
           </w:p>
         </w:tc>
@@ -9439,7 +9439,7 @@
         <w:sz w:val="14"/>
         <w:szCs w:val="14"/>
       </w:rPr>
-      <w:t xml:space="preserve">Version 2.101.396 de l'application  ·  1er octobre 2026  ·  document interne BMI Togo</w:t>
+      <w:t xml:space="preserve">Version 2.101.397 de l'application  ·  1er octobre 2026  ·  document interne BMI Togo</w:t>
     </w:r>
   </w:p>
 </w:ftr>

--- a/docs/manuel/chapitre-23-parametres.docx
+++ b/docs/manuel/chapitre-23-parametres.docx
@@ -322,7 +322,7 @@
                 <w:sz w:val="20"/>
                 <w:szCs w:val="20"/>
               </w:rPr>
-              <w:t xml:space="preserve">2.101.397</w:t>
+              <w:t xml:space="preserve">2.101.398</w:t>
             </w:r>
           </w:p>
         </w:tc>
@@ -9439,7 +9439,7 @@
         <w:sz w:val="14"/>
         <w:szCs w:val="14"/>
       </w:rPr>
-      <w:t xml:space="preserve">Version 2.101.397 de l'application  ·  1er octobre 2026  ·  document interne BMI Togo</w:t>
+      <w:t xml:space="preserve">Version 2.101.398 de l'application  ·  1er octobre 2026  ·  document interne BMI Togo</w:t>
     </w:r>
   </w:p>
 </w:ftr>

--- a/docs/manuel/chapitre-23-parametres.docx
+++ b/docs/manuel/chapitre-23-parametres.docx
@@ -322,7 +322,7 @@
                 <w:sz w:val="20"/>
                 <w:szCs w:val="20"/>
               </w:rPr>
-              <w:t xml:space="preserve">2.101.398</w:t>
+              <w:t xml:space="preserve">2.101.399</w:t>
             </w:r>
           </w:p>
         </w:tc>
@@ -9439,7 +9439,7 @@
         <w:sz w:val="14"/>
         <w:szCs w:val="14"/>
       </w:rPr>
-      <w:t xml:space="preserve">Version 2.101.398 de l'application  ·  1er octobre 2026  ·  document interne BMI Togo</w:t>
+      <w:t xml:space="preserve">Version 2.101.399 de l'application  ·  1er octobre 2026  ·  document interne BMI Togo</w:t>
     </w:r>
   </w:p>
 </w:ftr>

--- a/docs/manuel/chapitre-23-parametres.docx
+++ b/docs/manuel/chapitre-23-parametres.docx
@@ -322,7 +322,7 @@
                 <w:sz w:val="20"/>
                 <w:szCs w:val="20"/>
               </w:rPr>
-              <w:t xml:space="preserve">2.101.399</w:t>
+              <w:t xml:space="preserve">2.101.400</w:t>
             </w:r>
           </w:p>
         </w:tc>
@@ -9439,7 +9439,7 @@
         <w:sz w:val="14"/>
         <w:szCs w:val="14"/>
       </w:rPr>
-      <w:t xml:space="preserve">Version 2.101.399 de l'application  ·  1er octobre 2026  ·  document interne BMI Togo</w:t>
+      <w:t xml:space="preserve">Version 2.101.400 de l'application  ·  1er octobre 2026  ·  document interne BMI Togo</w:t>
     </w:r>
   </w:p>
 </w:ftr>

--- a/docs/manuel/chapitre-23-parametres.docx
+++ b/docs/manuel/chapitre-23-parametres.docx
@@ -322,7 +322,7 @@
                 <w:sz w:val="20"/>
                 <w:szCs w:val="20"/>
               </w:rPr>
-              <w:t xml:space="preserve">2.101.400</w:t>
+              <w:t xml:space="preserve">2.101.401</w:t>
             </w:r>
           </w:p>
         </w:tc>
@@ -9439,7 +9439,7 @@
         <w:sz w:val="14"/>
         <w:szCs w:val="14"/>
       </w:rPr>
-      <w:t xml:space="preserve">Version 2.101.400 de l'application  ·  1er octobre 2026  ·  document interne BMI Togo</w:t>
+      <w:t xml:space="preserve">Version 2.101.401 de l'application  ·  1er octobre 2026  ·  document interne BMI Togo</w:t>
     </w:r>
   </w:p>
 </w:ftr>

--- a/docs/manuel/chapitre-23-parametres.docx
+++ b/docs/manuel/chapitre-23-parametres.docx
@@ -322,7 +322,7 @@
                 <w:sz w:val="20"/>
                 <w:szCs w:val="20"/>
               </w:rPr>
-              <w:t xml:space="preserve">2.101.401</w:t>
+              <w:t xml:space="preserve">2.101.402</w:t>
             </w:r>
           </w:p>
         </w:tc>
@@ -9439,7 +9439,7 @@
         <w:sz w:val="14"/>
         <w:szCs w:val="14"/>
       </w:rPr>
-      <w:t xml:space="preserve">Version 2.101.401 de l'application  ·  1er octobre 2026  ·  document interne BMI Togo</w:t>
+      <w:t xml:space="preserve">Version 2.101.402 de l'application  ·  1er octobre 2026  ·  document interne BMI Togo</w:t>
     </w:r>
   </w:p>
 </w:ftr>

--- a/docs/manuel/chapitre-23-parametres.docx
+++ b/docs/manuel/chapitre-23-parametres.docx
@@ -322,7 +322,7 @@
                 <w:sz w:val="20"/>
                 <w:szCs w:val="20"/>
               </w:rPr>
-              <w:t xml:space="preserve">2.101.402</w:t>
+              <w:t xml:space="preserve">2.101.403</w:t>
             </w:r>
           </w:p>
         </w:tc>
@@ -9439,7 +9439,7 @@
         <w:sz w:val="14"/>
         <w:szCs w:val="14"/>
       </w:rPr>
-      <w:t xml:space="preserve">Version 2.101.402 de l'application  ·  1er octobre 2026  ·  document interne BMI Togo</w:t>
+      <w:t xml:space="preserve">Version 2.101.403 de l'application  ·  1er octobre 2026  ·  document interne BMI Togo</w:t>
     </w:r>
   </w:p>
 </w:ftr>

--- a/docs/manuel/chapitre-23-parametres.docx
+++ b/docs/manuel/chapitre-23-parametres.docx
@@ -322,7 +322,7 @@
                 <w:sz w:val="20"/>
                 <w:szCs w:val="20"/>
               </w:rPr>
-              <w:t xml:space="preserve">2.101.403</w:t>
+              <w:t xml:space="preserve">2.101.404</w:t>
             </w:r>
           </w:p>
         </w:tc>
@@ -9439,7 +9439,7 @@
         <w:sz w:val="14"/>
         <w:szCs w:val="14"/>
       </w:rPr>
-      <w:t xml:space="preserve">Version 2.101.403 de l'application  ·  1er octobre 2026  ·  document interne BMI Togo</w:t>
+      <w:t xml:space="preserve">Version 2.101.404 de l'application  ·  1er octobre 2026  ·  document interne BMI Togo</w:t>
     </w:r>
   </w:p>
 </w:ftr>

--- a/docs/manuel/chapitre-23-parametres.docx
+++ b/docs/manuel/chapitre-23-parametres.docx
@@ -322,7 +322,7 @@
                 <w:sz w:val="20"/>
                 <w:szCs w:val="20"/>
               </w:rPr>
-              <w:t xml:space="preserve">2.101.404</w:t>
+              <w:t xml:space="preserve">2.101.406</w:t>
             </w:r>
           </w:p>
         </w:tc>
@@ -1260,7 +1260,7 @@
                 <w:sz w:val="19"/>
                 <w:szCs w:val="19"/>
               </w:rPr>
-              <w:t xml:space="preserve">🤖 Assistant WhatsApp (couper, changer de mode), 👨‍💼 Alerte, ⭐ Avis Google</w:t>
+              <w:t xml:space="preserve">🤖 Assistant WhatsApp (couper, changer de mode, 📝 Nos choix BMI), 👨‍💼 Alerte, ⭐ Avis Google</w:t>
             </w:r>
           </w:p>
         </w:tc>
@@ -3819,7 +3819,7 @@
                 <w:sz w:val="21"/>
                 <w:szCs w:val="21"/>
               </w:rPr>
-              <w:t xml:space="preserve">👨‍💼 Alerte</w:t>
+              <w:t xml:space="preserve">📝 Nos choix BMI</w:t>
             </w:r>
           </w:p>
           <w:p>
@@ -3828,7 +3828,39 @@
                 <w:sz w:val="20"/>
                 <w:szCs w:val="20"/>
               </w:rPr>
-              <w:t xml:space="preserve">Votre numéro WhatsApp personnel : le numéro BMI vous prévient une fois par demande de conseiller. Vide = coupée.</w:t>
+              <w:t xml:space="preserve">Ce que BMI TOGO recommande ou installe (« Nous installons en 48 V… »), puis </w:t>
+            </w:r>
+            <w:r>
+              <w:rPr>
+                <w:b/>
+                <w:bCs/>
+                <w:sz w:val="20"/>
+                <w:szCs w:val="20"/>
+              </w:rPr>
+              <w:t xml:space="preserve">✅ Enregistrer les choix</w:t>
+            </w:r>
+            <w:r>
+              <w:rPr>
+                <w:sz w:val="20"/>
+                <w:szCs w:val="20"/>
+              </w:rPr>
+              <w:t xml:space="preserve">. En conversation par IA, l'assistant conseille SELON ces choix plutôt qu'en général. </w:t>
+            </w:r>
+            <w:r>
+              <w:rPr>
+                <w:b/>
+                <w:bCs/>
+                <w:sz w:val="20"/>
+                <w:szCs w:val="20"/>
+              </w:rPr>
+              <w:t xml:space="preserve">Pas de prix</w:t>
+            </w:r>
+            <w:r>
+              <w:rPr>
+                <w:sz w:val="20"/>
+                <w:szCs w:val="20"/>
+              </w:rPr>
+              <w:t xml:space="preserve"> : l'application refuse un mémo qui en porte (les prix viennent du stock) ; 1 500 caractères au plus.</w:t>
             </w:r>
           </w:p>
         </w:tc>
@@ -3869,6 +3901,74 @@
           <w:tcPr>
             <w:tcW w:type="dxa" w:w="8540"/>
             <w:shd w:fill="F8FAFC" w:color="auto" w:val="clear"/>
+            <w:tcMar>
+              <w:top w:type="dxa" w:w="110"/>
+              <w:left w:type="dxa" w:w="200"/>
+              <w:bottom w:type="dxa" w:w="110"/>
+              <w:right w:type="dxa" w:w="160"/>
+            </w:tcMar>
+          </w:tcPr>
+          <w:p>
+            <w:pPr>
+              <w:spacing w:after="40"/>
+            </w:pPr>
+            <w:r>
+              <w:rPr>
+                <w:b/>
+                <w:bCs/>
+                <w:color w:val="0F172A"/>
+                <w:sz w:val="21"/>
+                <w:szCs w:val="21"/>
+              </w:rPr>
+              <w:t xml:space="preserve">👨‍💼 Alerte</w:t>
+            </w:r>
+          </w:p>
+          <w:p>
+            <w:r>
+              <w:rPr>
+                <w:sz w:val="20"/>
+                <w:szCs w:val="20"/>
+              </w:rPr>
+              <w:t xml:space="preserve">Votre numéro WhatsApp personnel : le numéro BMI vous prévient une fois par demande de conseiller. Vide = coupée.</w:t>
+            </w:r>
+          </w:p>
+        </w:tc>
+      </w:tr>
+      <w:tr>
+        <w:trPr>
+          <w:cantSplit/>
+        </w:trPr>
+        <w:tc>
+          <w:tcPr>
+            <w:tcW w:type="dxa" w:w="760"/>
+            <w:shd w:fill="1D4ED8" w:color="auto" w:val="clear"/>
+            <w:tcMar>
+              <w:top w:type="dxa" w:w="100"/>
+              <w:left w:type="dxa" w:w="0"/>
+              <w:bottom w:type="dxa" w:w="100"/>
+              <w:right w:type="dxa" w:w="0"/>
+            </w:tcMar>
+            <w:vAlign w:val="center"/>
+          </w:tcPr>
+          <w:p>
+            <w:pPr>
+              <w:jc w:val="center"/>
+            </w:pPr>
+            <w:r>
+              <w:rPr>
+                <w:b/>
+                <w:bCs/>
+                <w:color w:val="FFFFFF"/>
+                <w:sz w:val="26"/>
+                <w:szCs w:val="26"/>
+              </w:rPr>
+              <w:t xml:space="preserve">5</w:t>
+            </w:r>
+          </w:p>
+        </w:tc>
+        <w:tc>
+          <w:tcPr>
+            <w:tcW w:type="dxa" w:w="8540"/>
             <w:tcMar>
               <w:top w:type="dxa" w:w="110"/>
               <w:left w:type="dxa" w:w="200"/>
@@ -9439,7 +9539,7 @@
         <w:sz w:val="14"/>
         <w:szCs w:val="14"/>
       </w:rPr>
-      <w:t xml:space="preserve">Version 2.101.404 de l'application  ·  1er octobre 2026  ·  document interne BMI Togo</w:t>
+      <w:t xml:space="preserve">Version 2.101.406 de l'application  ·  1er octobre 2026  ·  document interne BMI Togo</w:t>
     </w:r>
   </w:p>
 </w:ftr>

--- a/docs/manuel/chapitre-23-parametres.docx
+++ b/docs/manuel/chapitre-23-parametres.docx
@@ -322,7 +322,7 @@
                 <w:sz w:val="20"/>
                 <w:szCs w:val="20"/>
               </w:rPr>
-              <w:t xml:space="preserve">2.101.406</w:t>
+              <w:t xml:space="preserve">2.101.407</w:t>
             </w:r>
           </w:p>
         </w:tc>
@@ -9539,7 +9539,7 @@
         <w:sz w:val="14"/>
         <w:szCs w:val="14"/>
       </w:rPr>
-      <w:t xml:space="preserve">Version 2.101.406 de l'application  ·  1er octobre 2026  ·  document interne BMI Togo</w:t>
+      <w:t xml:space="preserve">Version 2.101.407 de l'application  ·  1er octobre 2026  ·  document interne BMI Togo</w:t>
     </w:r>
   </w:p>
 </w:ftr>

--- a/docs/manuel/chapitre-23-parametres.docx
+++ b/docs/manuel/chapitre-23-parametres.docx
@@ -322,7 +322,7 @@
                 <w:sz w:val="20"/>
                 <w:szCs w:val="20"/>
               </w:rPr>
-              <w:t xml:space="preserve">2.101.407</w:t>
+              <w:t xml:space="preserve">2.101.408</w:t>
             </w:r>
           </w:p>
         </w:tc>
@@ -9539,7 +9539,7 @@
         <w:sz w:val="14"/>
         <w:szCs w:val="14"/>
       </w:rPr>
-      <w:t xml:space="preserve">Version 2.101.407 de l'application  ·  1er octobre 2026  ·  document interne BMI Togo</w:t>
+      <w:t xml:space="preserve">Version 2.101.408 de l'application  ·  1er octobre 2026  ·  document interne BMI Togo</w:t>
     </w:r>
   </w:p>
 </w:ftr>

--- a/docs/manuel/chapitre-23-parametres.docx
+++ b/docs/manuel/chapitre-23-parametres.docx
@@ -322,7 +322,7 @@
                 <w:sz w:val="20"/>
                 <w:szCs w:val="20"/>
               </w:rPr>
-              <w:t xml:space="preserve">2.101.408</w:t>
+              <w:t xml:space="preserve">2.101.409</w:t>
             </w:r>
           </w:p>
         </w:tc>
@@ -9539,7 +9539,7 @@
         <w:sz w:val="14"/>
         <w:szCs w:val="14"/>
       </w:rPr>
-      <w:t xml:space="preserve">Version 2.101.408 de l'application  ·  1er octobre 2026  ·  document interne BMI Togo</w:t>
+      <w:t xml:space="preserve">Version 2.101.409 de l'application  ·  1er octobre 2026  ·  document interne BMI Togo</w:t>
     </w:r>
   </w:p>
 </w:ftr>

--- a/docs/manuel/chapitre-23-parametres.docx
+++ b/docs/manuel/chapitre-23-parametres.docx
@@ -322,7 +322,7 @@
                 <w:sz w:val="20"/>
                 <w:szCs w:val="20"/>
               </w:rPr>
-              <w:t xml:space="preserve">2.101.409</w:t>
+              <w:t xml:space="preserve">2.101.410</w:t>
             </w:r>
           </w:p>
         </w:tc>
@@ -9539,7 +9539,7 @@
         <w:sz w:val="14"/>
         <w:szCs w:val="14"/>
       </w:rPr>
-      <w:t xml:space="preserve">Version 2.101.409 de l'application  ·  1er octobre 2026  ·  document interne BMI Togo</w:t>
+      <w:t xml:space="preserve">Version 2.101.410 de l'application  ·  1er octobre 2026  ·  document interne BMI Togo</w:t>
     </w:r>
   </w:p>
 </w:ftr>

--- a/docs/manuel/chapitre-23-parametres.docx
+++ b/docs/manuel/chapitre-23-parametres.docx
@@ -322,7 +322,7 @@
                 <w:sz w:val="20"/>
                 <w:szCs w:val="20"/>
               </w:rPr>
-              <w:t xml:space="preserve">2.101.410</w:t>
+              <w:t xml:space="preserve">2.101.411</w:t>
             </w:r>
           </w:p>
         </w:tc>
@@ -3353,6 +3353,111 @@
             </w:r>
             <w:r>
               <w:t xml:space="preserve">, le reçu WhatsApp automatique indique le numéro BMI principal : le tableau le signale en ambre.</w:t>
+            </w:r>
+          </w:p>
+        </w:tc>
+      </w:tr>
+    </w:tbl>
+    <w:p>
+      <w:pPr>
+        <w:spacing w:after="160"/>
+      </w:pPr>
+    </w:p>
+    <w:tbl>
+      <w:tblPr>
+        <w:tblW w:type="dxa" w:w="9300"/>
+        <w:tblBorders>
+          <w:top w:val="none" w:color="FFFFFF" w:sz="0"/>
+          <w:left w:val="single" w:color="1D4ED8" w:sz="28"/>
+          <w:bottom w:val="none" w:color="FFFFFF" w:sz="0"/>
+          <w:right w:val="none" w:color="FFFFFF" w:sz="0"/>
+          <w:insideH w:val="none" w:color="FFFFFF" w:sz="0"/>
+          <w:insideV w:val="none" w:color="FFFFFF" w:sz="0"/>
+        </w:tblBorders>
+      </w:tblPr>
+      <w:tblGrid>
+        <w:gridCol w:w="9300"/>
+      </w:tblGrid>
+      <w:tr>
+        <w:trPr>
+          <w:cantSplit/>
+        </w:trPr>
+        <w:tc>
+          <w:tcPr>
+            <w:tcW w:type="dxa" w:w="9300"/>
+            <w:shd w:fill="EFF6FF" w:color="auto" w:val="clear"/>
+            <w:tcMar>
+              <w:top w:type="dxa" w:w="140"/>
+              <w:left w:type="dxa" w:w="220"/>
+              <w:bottom w:type="dxa" w:w="140"/>
+              <w:right w:type="dxa" w:w="220"/>
+            </w:tcMar>
+          </w:tcPr>
+          <w:p>
+            <w:pPr>
+              <w:spacing w:after="60"/>
+            </w:pPr>
+            <w:r>
+              <w:rPr>
+                <w:b/>
+                <w:bCs/>
+                <w:color w:val="1D4ED8"/>
+                <w:sz w:val="17"/>
+                <w:szCs w:val="17"/>
+              </w:rPr>
+              <w:t xml:space="preserve">ℹ  À SAVOIR</w:t>
+            </w:r>
+          </w:p>
+          <w:p>
+            <w:r>
+              <w:rPr>
+                <w:b/>
+                <w:bCs/>
+              </w:rPr>
+              <w:t xml:space="preserve">🚐 La caisse de terrain n'est pas dans ce tableau.</w:t>
+            </w:r>
+            <w:r>
+              <w:t xml:space="preserve"> Elle reçoit les encaissements faits sur les chantiers (poses seules et leurs versements) ; elle naît toute seule au premier devis de pose seule validé. Elle a son </w:t>
+            </w:r>
+            <w:r>
+              <w:rPr>
+                <w:b/>
+                <w:bCs/>
+              </w:rPr>
+              <w:t xml:space="preserve">cadre à part</w:t>
+            </w:r>
+            <w:r>
+              <w:t xml:space="preserve">, juste sous le tableau, avec seulement </w:t>
+            </w:r>
+            <w:r>
+              <w:rPr>
+                <w:b/>
+                <w:bCs/>
+              </w:rPr>
+              <w:t xml:space="preserve">📍 Infos reçu</w:t>
+            </w:r>
+            <w:r>
+              <w:t xml:space="preserve">, </w:t>
+            </w:r>
+            <w:r>
+              <w:rPr>
+                <w:b/>
+                <w:bCs/>
+              </w:rPr>
+              <w:t xml:space="preserve">💼 Fonds de caisse</w:t>
+            </w:r>
+            <w:r>
+              <w:t xml:space="preserve">, </w:t>
+            </w:r>
+            <w:r>
+              <w:rPr>
+                <w:b/>
+                <w:bCs/>
+              </w:rPr>
+              <w:t xml:space="preserve">📱 Comptes mobiles</w:t>
+            </w:r>
+            <w:r>
+              <w:t xml:space="preserve"> et le préfixe de ses reçus. Elle ne se transforme pas en magasin, ne se supprime pas, n'a ni loyer ni logo, et garde la couleur grise.</w:t>
             </w:r>
           </w:p>
         </w:tc>
@@ -9539,7 +9644,7 @@
         <w:sz w:val="14"/>
         <w:szCs w:val="14"/>
       </w:rPr>
-      <w:t xml:space="preserve">Version 2.101.410 de l'application  ·  1er octobre 2026  ·  document interne BMI Togo</w:t>
+      <w:t xml:space="preserve">Version 2.101.411 de l'application  ·  1er octobre 2026  ·  document interne BMI Togo</w:t>
     </w:r>
   </w:p>
 </w:ftr>

--- a/docs/manuel/chapitre-23-parametres.docx
+++ b/docs/manuel/chapitre-23-parametres.docx
@@ -322,7 +322,7 @@
                 <w:sz w:val="20"/>
                 <w:szCs w:val="20"/>
               </w:rPr>
-              <w:t xml:space="preserve">2.101.411</w:t>
+              <w:t xml:space="preserve">2.101.412</w:t>
             </w:r>
           </w:p>
         </w:tc>
@@ -9644,7 +9644,7 @@
         <w:sz w:val="14"/>
         <w:szCs w:val="14"/>
       </w:rPr>
-      <w:t xml:space="preserve">Version 2.101.411 de l'application  ·  1er octobre 2026  ·  document interne BMI Togo</w:t>
+      <w:t xml:space="preserve">Version 2.101.412 de l'application  ·  1er octobre 2026  ·  document interne BMI Togo</w:t>
     </w:r>
   </w:p>
 </w:ftr>

--- a/docs/manuel/chapitre-23-parametres.docx
+++ b/docs/manuel/chapitre-23-parametres.docx
@@ -322,7 +322,7 @@
                 <w:sz w:val="20"/>
                 <w:szCs w:val="20"/>
               </w:rPr>
-              <w:t xml:space="preserve">2.101.412</w:t>
+              <w:t xml:space="preserve">2.101.413</w:t>
             </w:r>
           </w:p>
         </w:tc>
@@ -9644,7 +9644,7 @@
         <w:sz w:val="14"/>
         <w:szCs w:val="14"/>
       </w:rPr>
-      <w:t xml:space="preserve">Version 2.101.412 de l'application  ·  1er octobre 2026  ·  document interne BMI Togo</w:t>
+      <w:t xml:space="preserve">Version 2.101.413 de l'application  ·  1er octobre 2026  ·  document interne BMI Togo</w:t>
     </w:r>
   </w:p>
 </w:ftr>

--- a/docs/manuel/chapitre-23-parametres.docx
+++ b/docs/manuel/chapitre-23-parametres.docx
@@ -322,7 +322,7 @@
                 <w:sz w:val="20"/>
                 <w:szCs w:val="20"/>
               </w:rPr>
-              <w:t xml:space="preserve">2.101.413</w:t>
+              <w:t xml:space="preserve">2.101.414</w:t>
             </w:r>
           </w:p>
         </w:tc>
@@ -9644,7 +9644,7 @@
         <w:sz w:val="14"/>
         <w:szCs w:val="14"/>
       </w:rPr>
-      <w:t xml:space="preserve">Version 2.101.413 de l'application  ·  1er octobre 2026  ·  document interne BMI Togo</w:t>
+      <w:t xml:space="preserve">Version 2.101.414 de l'application  ·  1er octobre 2026  ·  document interne BMI Togo</w:t>
     </w:r>
   </w:p>
 </w:ftr>

--- a/docs/manuel/chapitre-23-parametres.docx
+++ b/docs/manuel/chapitre-23-parametres.docx
@@ -322,7 +322,7 @@
                 <w:sz w:val="20"/>
                 <w:szCs w:val="20"/>
               </w:rPr>
-              <w:t xml:space="preserve">2.101.414</w:t>
+              <w:t xml:space="preserve">2.101.415</w:t>
             </w:r>
           </w:p>
         </w:tc>
@@ -9644,7 +9644,7 @@
         <w:sz w:val="14"/>
         <w:szCs w:val="14"/>
       </w:rPr>
-      <w:t xml:space="preserve">Version 2.101.414 de l'application  ·  1er octobre 2026  ·  document interne BMI Togo</w:t>
+      <w:t xml:space="preserve">Version 2.101.415 de l'application  ·  1er octobre 2026  ·  document interne BMI Togo</w:t>
     </w:r>
   </w:p>
 </w:ftr>

--- a/docs/manuel/chapitre-23-parametres.docx
+++ b/docs/manuel/chapitre-23-parametres.docx
@@ -322,7 +322,7 @@
                 <w:sz w:val="20"/>
                 <w:szCs w:val="20"/>
               </w:rPr>
-              <w:t xml:space="preserve">2.101.415</w:t>
+              <w:t xml:space="preserve">2.101.416</w:t>
             </w:r>
           </w:p>
         </w:tc>
@@ -9644,7 +9644,7 @@
         <w:sz w:val="14"/>
         <w:szCs w:val="14"/>
       </w:rPr>
-      <w:t xml:space="preserve">Version 2.101.415 de l'application  ·  1er octobre 2026  ·  document interne BMI Togo</w:t>
+      <w:t xml:space="preserve">Version 2.101.416 de l'application  ·  1er octobre 2026  ·  document interne BMI Togo</w:t>
     </w:r>
   </w:p>
 </w:ftr>

--- a/docs/manuel/chapitre-23-parametres.docx
+++ b/docs/manuel/chapitre-23-parametres.docx
@@ -322,7 +322,7 @@
                 <w:sz w:val="20"/>
                 <w:szCs w:val="20"/>
               </w:rPr>
-              <w:t xml:space="preserve">2.101.416</w:t>
+              <w:t xml:space="preserve">2.101.417</w:t>
             </w:r>
           </w:p>
         </w:tc>
@@ -9644,7 +9644,7 @@
         <w:sz w:val="14"/>
         <w:szCs w:val="14"/>
       </w:rPr>
-      <w:t xml:space="preserve">Version 2.101.416 de l'application  ·  1er octobre 2026  ·  document interne BMI Togo</w:t>
+      <w:t xml:space="preserve">Version 2.101.417 de l'application  ·  1er octobre 2026  ·  document interne BMI Togo</w:t>
     </w:r>
   </w:p>
 </w:ftr>

--- a/docs/manuel/chapitre-23-parametres.docx
+++ b/docs/manuel/chapitre-23-parametres.docx
@@ -322,7 +322,7 @@
                 <w:sz w:val="20"/>
                 <w:szCs w:val="20"/>
               </w:rPr>
-              <w:t xml:space="preserve">2.101.417</w:t>
+              <w:t xml:space="preserve">2.101.418</w:t>
             </w:r>
           </w:p>
         </w:tc>
@@ -9644,7 +9644,7 @@
         <w:sz w:val="14"/>
         <w:szCs w:val="14"/>
       </w:rPr>
-      <w:t xml:space="preserve">Version 2.101.417 de l'application  ·  1er octobre 2026  ·  document interne BMI Togo</w:t>
+      <w:t xml:space="preserve">Version 2.101.418 de l'application  ·  1er octobre 2026  ·  document interne BMI Togo</w:t>
     </w:r>
   </w:p>
 </w:ftr>

--- a/docs/manuel/chapitre-23-parametres.docx
+++ b/docs/manuel/chapitre-23-parametres.docx
@@ -322,7 +322,7 @@
                 <w:sz w:val="20"/>
                 <w:szCs w:val="20"/>
               </w:rPr>
-              <w:t xml:space="preserve">2.101.418</w:t>
+              <w:t xml:space="preserve">2.101.419</w:t>
             </w:r>
           </w:p>
         </w:tc>
@@ -9644,7 +9644,7 @@
         <w:sz w:val="14"/>
         <w:szCs w:val="14"/>
       </w:rPr>
-      <w:t xml:space="preserve">Version 2.101.418 de l'application  ·  1er octobre 2026  ·  document interne BMI Togo</w:t>
+      <w:t xml:space="preserve">Version 2.101.419 de l'application  ·  1er octobre 2026  ·  document interne BMI Togo</w:t>
     </w:r>
   </w:p>
 </w:ftr>

--- a/docs/manuel/chapitre-23-parametres.docx
+++ b/docs/manuel/chapitre-23-parametres.docx
@@ -322,7 +322,7 @@
                 <w:sz w:val="20"/>
                 <w:szCs w:val="20"/>
               </w:rPr>
-              <w:t xml:space="preserve">2.101.419</w:t>
+              <w:t xml:space="preserve">2.101.420</w:t>
             </w:r>
           </w:p>
         </w:tc>
@@ -9644,7 +9644,7 @@
         <w:sz w:val="14"/>
         <w:szCs w:val="14"/>
       </w:rPr>
-      <w:t xml:space="preserve">Version 2.101.419 de l'application  ·  1er octobre 2026  ·  document interne BMI Togo</w:t>
+      <w:t xml:space="preserve">Version 2.101.420 de l'application  ·  1er octobre 2026  ·  document interne BMI Togo</w:t>
     </w:r>
   </w:p>
 </w:ftr>

--- a/docs/manuel/chapitre-23-parametres.docx
+++ b/docs/manuel/chapitre-23-parametres.docx
@@ -322,7 +322,7 @@
                 <w:sz w:val="20"/>
                 <w:szCs w:val="20"/>
               </w:rPr>
-              <w:t xml:space="preserve">2.101.420</w:t>
+              <w:t xml:space="preserve">2.101.421</w:t>
             </w:r>
           </w:p>
         </w:tc>
@@ -9644,7 +9644,7 @@
         <w:sz w:val="14"/>
         <w:szCs w:val="14"/>
       </w:rPr>
-      <w:t xml:space="preserve">Version 2.101.420 de l'application  ·  1er octobre 2026  ·  document interne BMI Togo</w:t>
+      <w:t xml:space="preserve">Version 2.101.421 de l'application  ·  1er octobre 2026  ·  document interne BMI Togo</w:t>
     </w:r>
   </w:p>
 </w:ftr>

--- a/docs/manuel/chapitre-23-parametres.docx
+++ b/docs/manuel/chapitre-23-parametres.docx
@@ -322,7 +322,7 @@
                 <w:sz w:val="20"/>
                 <w:szCs w:val="20"/>
               </w:rPr>
-              <w:t xml:space="preserve">2.101.421</w:t>
+              <w:t xml:space="preserve">2.101.422</w:t>
             </w:r>
           </w:p>
         </w:tc>
@@ -9644,7 +9644,7 @@
         <w:sz w:val="14"/>
         <w:szCs w:val="14"/>
       </w:rPr>
-      <w:t xml:space="preserve">Version 2.101.421 de l'application  ·  1er octobre 2026  ·  document interne BMI Togo</w:t>
+      <w:t xml:space="preserve">Version 2.101.422 de l'application  ·  1er octobre 2026  ·  document interne BMI Togo</w:t>
     </w:r>
   </w:p>
 </w:ftr>

--- a/docs/manuel/chapitre-23-parametres.docx
+++ b/docs/manuel/chapitre-23-parametres.docx
@@ -322,7 +322,7 @@
                 <w:sz w:val="20"/>
                 <w:szCs w:val="20"/>
               </w:rPr>
-              <w:t xml:space="preserve">2.101.422</w:t>
+              <w:t xml:space="preserve">2.101.423</w:t>
             </w:r>
           </w:p>
         </w:tc>
@@ -9644,7 +9644,7 @@
         <w:sz w:val="14"/>
         <w:szCs w:val="14"/>
       </w:rPr>
-      <w:t xml:space="preserve">Version 2.101.422 de l'application  ·  1er octobre 2026  ·  document interne BMI Togo</w:t>
+      <w:t xml:space="preserve">Version 2.101.423 de l'application  ·  1er octobre 2026  ·  document interne BMI Togo</w:t>
     </w:r>
   </w:p>
 </w:ftr>

--- a/docs/manuel/chapitre-23-parametres.docx
+++ b/docs/manuel/chapitre-23-parametres.docx
@@ -322,7 +322,7 @@
                 <w:sz w:val="20"/>
                 <w:szCs w:val="20"/>
               </w:rPr>
-              <w:t xml:space="preserve">2.101.423</w:t>
+              <w:t xml:space="preserve">2.101.424</w:t>
             </w:r>
           </w:p>
         </w:tc>
@@ -9644,7 +9644,7 @@
         <w:sz w:val="14"/>
         <w:szCs w:val="14"/>
       </w:rPr>
-      <w:t xml:space="preserve">Version 2.101.423 de l'application  ·  1er octobre 2026  ·  document interne BMI Togo</w:t>
+      <w:t xml:space="preserve">Version 2.101.424 de l'application  ·  1er octobre 2026  ·  document interne BMI Togo</w:t>
     </w:r>
   </w:p>
 </w:ftr>

--- a/docs/manuel/chapitre-23-parametres.docx
+++ b/docs/manuel/chapitre-23-parametres.docx
@@ -322,7 +322,7 @@
                 <w:sz w:val="20"/>
                 <w:szCs w:val="20"/>
               </w:rPr>
-              <w:t xml:space="preserve">2.101.424</w:t>
+              <w:t xml:space="preserve">2.101.425</w:t>
             </w:r>
           </w:p>
         </w:tc>
@@ -9644,7 +9644,7 @@
         <w:sz w:val="14"/>
         <w:szCs w:val="14"/>
       </w:rPr>
-      <w:t xml:space="preserve">Version 2.101.424 de l'application  ·  1er octobre 2026  ·  document interne BMI Togo</w:t>
+      <w:t xml:space="preserve">Version 2.101.425 de l'application  ·  1er octobre 2026  ·  document interne BMI Togo</w:t>
     </w:r>
   </w:p>
 </w:ftr>

--- a/docs/manuel/chapitre-23-parametres.docx
+++ b/docs/manuel/chapitre-23-parametres.docx
@@ -322,7 +322,7 @@
                 <w:sz w:val="20"/>
                 <w:szCs w:val="20"/>
               </w:rPr>
-              <w:t xml:space="preserve">2.101.425</w:t>
+              <w:t xml:space="preserve">2.101.426</w:t>
             </w:r>
           </w:p>
         </w:tc>
@@ -9644,7 +9644,7 @@
         <w:sz w:val="14"/>
         <w:szCs w:val="14"/>
       </w:rPr>
-      <w:t xml:space="preserve">Version 2.101.425 de l'application  ·  1er octobre 2026  ·  document interne BMI Togo</w:t>
+      <w:t xml:space="preserve">Version 2.101.426 de l'application  ·  1er octobre 2026  ·  document interne BMI Togo</w:t>
     </w:r>
   </w:p>
 </w:ftr>

--- a/docs/manuel/chapitre-23-parametres.docx
+++ b/docs/manuel/chapitre-23-parametres.docx
@@ -322,7 +322,7 @@
                 <w:sz w:val="20"/>
                 <w:szCs w:val="20"/>
               </w:rPr>
-              <w:t xml:space="preserve">2.101.426</w:t>
+              <w:t xml:space="preserve">2.101.427</w:t>
             </w:r>
           </w:p>
         </w:tc>
@@ -9644,7 +9644,7 @@
         <w:sz w:val="14"/>
         <w:szCs w:val="14"/>
       </w:rPr>
-      <w:t xml:space="preserve">Version 2.101.426 de l'application  ·  1er octobre 2026  ·  document interne BMI Togo</w:t>
+      <w:t xml:space="preserve">Version 2.101.427 de l'application  ·  1er octobre 2026  ·  document interne BMI Togo</w:t>
     </w:r>
   </w:p>
 </w:ftr>

--- a/docs/manuel/chapitre-23-parametres.docx
+++ b/docs/manuel/chapitre-23-parametres.docx
@@ -322,7 +322,7 @@
                 <w:sz w:val="20"/>
                 <w:szCs w:val="20"/>
               </w:rPr>
-              <w:t xml:space="preserve">2.101.427</w:t>
+              <w:t xml:space="preserve">2.101.428</w:t>
             </w:r>
           </w:p>
         </w:tc>
@@ -9644,7 +9644,7 @@
         <w:sz w:val="14"/>
         <w:szCs w:val="14"/>
       </w:rPr>
-      <w:t xml:space="preserve">Version 2.101.427 de l'application  ·  1er octobre 2026  ·  document interne BMI Togo</w:t>
+      <w:t xml:space="preserve">Version 2.101.428 de l'application  ·  1er octobre 2026  ·  document interne BMI Togo</w:t>
     </w:r>
   </w:p>
 </w:ftr>

--- a/docs/manuel/chapitre-23-parametres.docx
+++ b/docs/manuel/chapitre-23-parametres.docx
@@ -322,7 +322,7 @@
                 <w:sz w:val="20"/>
                 <w:szCs w:val="20"/>
               </w:rPr>
-              <w:t xml:space="preserve">2.101.428</w:t>
+              <w:t xml:space="preserve">2.101.429</w:t>
             </w:r>
           </w:p>
         </w:tc>
@@ -9644,7 +9644,7 @@
         <w:sz w:val="14"/>
         <w:szCs w:val="14"/>
       </w:rPr>
-      <w:t xml:space="preserve">Version 2.101.428 de l'application  ·  1er octobre 2026  ·  document interne BMI Togo</w:t>
+      <w:t xml:space="preserve">Version 2.101.429 de l'application  ·  1er octobre 2026  ·  document interne BMI Togo</w:t>
     </w:r>
   </w:p>
 </w:ftr>

--- a/docs/manuel/chapitre-23-parametres.docx
+++ b/docs/manuel/chapitre-23-parametres.docx
@@ -322,7 +322,7 @@
                 <w:sz w:val="20"/>
                 <w:szCs w:val="20"/>
               </w:rPr>
-              <w:t xml:space="preserve">2.101.429</w:t>
+              <w:t xml:space="preserve">2.101.430</w:t>
             </w:r>
           </w:p>
         </w:tc>
@@ -9644,7 +9644,7 @@
         <w:sz w:val="14"/>
         <w:szCs w:val="14"/>
       </w:rPr>
-      <w:t xml:space="preserve">Version 2.101.429 de l'application  ·  1er octobre 2026  ·  document interne BMI Togo</w:t>
+      <w:t xml:space="preserve">Version 2.101.430 de l'application  ·  1er octobre 2026  ·  document interne BMI Togo</w:t>
     </w:r>
   </w:p>
 </w:ftr>

--- a/docs/manuel/chapitre-23-parametres.docx
+++ b/docs/manuel/chapitre-23-parametres.docx
@@ -322,7 +322,7 @@
                 <w:sz w:val="20"/>
                 <w:szCs w:val="20"/>
               </w:rPr>
-              <w:t xml:space="preserve">2.101.430</w:t>
+              <w:t xml:space="preserve">2.101.431</w:t>
             </w:r>
           </w:p>
         </w:tc>
@@ -9644,7 +9644,7 @@
         <w:sz w:val="14"/>
         <w:szCs w:val="14"/>
       </w:rPr>
-      <w:t xml:space="preserve">Version 2.101.430 de l'application  ·  1er octobre 2026  ·  document interne BMI Togo</w:t>
+      <w:t xml:space="preserve">Version 2.101.431 de l'application  ·  1er octobre 2026  ·  document interne BMI Togo</w:t>
     </w:r>
   </w:p>
 </w:ftr>

--- a/docs/manuel/chapitre-23-parametres.docx
+++ b/docs/manuel/chapitre-23-parametres.docx
@@ -322,7 +322,7 @@
                 <w:sz w:val="20"/>
                 <w:szCs w:val="20"/>
               </w:rPr>
-              <w:t xml:space="preserve">2.101.431</w:t>
+              <w:t xml:space="preserve">2.101.432</w:t>
             </w:r>
           </w:p>
         </w:tc>
@@ -9644,7 +9644,7 @@
         <w:sz w:val="14"/>
         <w:szCs w:val="14"/>
       </w:rPr>
-      <w:t xml:space="preserve">Version 2.101.431 de l'application  ·  1er octobre 2026  ·  document interne BMI Togo</w:t>
+      <w:t xml:space="preserve">Version 2.101.432 de l'application  ·  1er octobre 2026  ·  document interne BMI Togo</w:t>
     </w:r>
   </w:p>
 </w:ftr>

--- a/docs/manuel/chapitre-23-parametres.docx
+++ b/docs/manuel/chapitre-23-parametres.docx
@@ -322,7 +322,7 @@
                 <w:sz w:val="20"/>
                 <w:szCs w:val="20"/>
               </w:rPr>
-              <w:t xml:space="preserve">2.101.432</w:t>
+              <w:t xml:space="preserve">2.101.433</w:t>
             </w:r>
           </w:p>
         </w:tc>
@@ -9644,7 +9644,7 @@
         <w:sz w:val="14"/>
         <w:szCs w:val="14"/>
       </w:rPr>
-      <w:t xml:space="preserve">Version 2.101.432 de l'application  ·  1er octobre 2026  ·  document interne BMI Togo</w:t>
+      <w:t xml:space="preserve">Version 2.101.433 de l'application  ·  1er octobre 2026  ·  document interne BMI Togo</w:t>
     </w:r>
   </w:p>
 </w:ftr>

--- a/docs/manuel/chapitre-23-parametres.docx
+++ b/docs/manuel/chapitre-23-parametres.docx
@@ -322,7 +322,7 @@
                 <w:sz w:val="20"/>
                 <w:szCs w:val="20"/>
               </w:rPr>
-              <w:t xml:space="preserve">2.101.433</w:t>
+              <w:t xml:space="preserve">2.101.434</w:t>
             </w:r>
           </w:p>
         </w:tc>
@@ -9644,7 +9644,7 @@
         <w:sz w:val="14"/>
         <w:szCs w:val="14"/>
       </w:rPr>
-      <w:t xml:space="preserve">Version 2.101.433 de l'application  ·  1er octobre 2026  ·  document interne BMI Togo</w:t>
+      <w:t xml:space="preserve">Version 2.101.434 de l'application  ·  1er octobre 2026  ·  document interne BMI Togo</w:t>
     </w:r>
   </w:p>
 </w:ftr>

--- a/docs/manuel/chapitre-23-parametres.docx
+++ b/docs/manuel/chapitre-23-parametres.docx
@@ -322,7 +322,7 @@
                 <w:sz w:val="20"/>
                 <w:szCs w:val="20"/>
               </w:rPr>
-              <w:t xml:space="preserve">2.101.434</w:t>
+              <w:t xml:space="preserve">2.101.435</w:t>
             </w:r>
           </w:p>
         </w:tc>
@@ -9644,7 +9644,7 @@
         <w:sz w:val="14"/>
         <w:szCs w:val="14"/>
       </w:rPr>
-      <w:t xml:space="preserve">Version 2.101.434 de l'application  ·  1er octobre 2026  ·  document interne BMI Togo</w:t>
+      <w:t xml:space="preserve">Version 2.101.435 de l'application  ·  1er octobre 2026  ·  document interne BMI Togo</w:t>
     </w:r>
   </w:p>
 </w:ftr>

--- a/docs/manuel/chapitre-23-parametres.docx
+++ b/docs/manuel/chapitre-23-parametres.docx
@@ -322,7 +322,7 @@
                 <w:sz w:val="20"/>
                 <w:szCs w:val="20"/>
               </w:rPr>
-              <w:t xml:space="preserve">2.101.435</w:t>
+              <w:t xml:space="preserve">2.101.436</w:t>
             </w:r>
           </w:p>
         </w:tc>
@@ -9644,7 +9644,7 @@
         <w:sz w:val="14"/>
         <w:szCs w:val="14"/>
       </w:rPr>
-      <w:t xml:space="preserve">Version 2.101.435 de l'application  ·  1er octobre 2026  ·  document interne BMI Togo</w:t>
+      <w:t xml:space="preserve">Version 2.101.436 de l'application  ·  1er octobre 2026  ·  document interne BMI Togo</w:t>
     </w:r>
   </w:p>
 </w:ftr>

--- a/docs/manuel/chapitre-23-parametres.docx
+++ b/docs/manuel/chapitre-23-parametres.docx
@@ -322,7 +322,7 @@
                 <w:sz w:val="20"/>
                 <w:szCs w:val="20"/>
               </w:rPr>
-              <w:t xml:space="preserve">2.101.436</w:t>
+              <w:t xml:space="preserve">2.101.437</w:t>
             </w:r>
           </w:p>
         </w:tc>
@@ -9644,7 +9644,7 @@
         <w:sz w:val="14"/>
         <w:szCs w:val="14"/>
       </w:rPr>
-      <w:t xml:space="preserve">Version 2.101.436 de l'application  ·  1er octobre 2026  ·  document interne BMI Togo</w:t>
+      <w:t xml:space="preserve">Version 2.101.437 de l'application  ·  1er octobre 2026  ·  document interne BMI Togo</w:t>
     </w:r>
   </w:p>
 </w:ftr>
